--- a/docs/files/f7_文雪_半亩花田_经营分析（2027届校招-J10946）.docx
+++ b/docs/files/f7_文雪_半亩花田_经营分析（2027届校招-J10946）.docx
@@ -910,107 +910,6 @@
                 <w:numId w:val="2"/>
               </w:numPr>
               <w:spacing w:line="315" w:lineRule="atLeast"/>
-              <w:rPr>
-                <w:rFonts w:ascii="Times New Roman" w:hAnsi="Times New Roman" w:hint="default"/>
-                <w:sz w:val="21"/>
-              </w:rPr>
-            </w:pPr>
-            <w:r>
-              <w:rPr>
-                <w:rFonts w:ascii="Times New Roman" w:hAnsi="Times New Roman" w:hint="default"/>
-                <w:b/>
-                <w:bCs/>
-                <w:sz w:val="21"/>
-              </w:rPr>
-              <w:t>GPA</w:t>
-            </w:r>
-            <w:r>
-              <w:rPr>
-                <w:rFonts w:ascii="宋体" w:eastAsia="宋体" w:hAnsi="宋体" w:cs="宋体"/>
-                <w:b/>
-                <w:bCs/>
-                <w:sz w:val="21"/>
-              </w:rPr>
-              <w:t>：</w:t>
-            </w:r>
-            <w:r>
-              <w:rPr>
-                <w:rFonts w:ascii="Times New Roman" w:hAnsi="Times New Roman" w:hint="default"/>
-                <w:sz w:val="21"/>
-              </w:rPr>
-              <w:t>81.</w:t>
-            </w:r>
-            <w:r>
-              <w:rPr>
-                <w:rFonts w:ascii="Times New Roman" w:eastAsia="等线" w:hAnsi="Times New Roman"/>
-                <w:sz w:val="21"/>
-              </w:rPr>
-              <w:t>87</w:t>
-            </w:r>
-            <w:r>
-              <w:rPr>
-                <w:rFonts w:ascii="Times New Roman" w:hAnsi="Times New Roman" w:hint="default"/>
-                <w:sz w:val="21"/>
-              </w:rPr>
-              <w:t>/100</w:t>
-            </w:r>
-          </w:p>
-        </w:tc>
-      </w:tr>
-      <w:tr>
-        <w:trPr>
-          <w:jc w:val="center"/>
-        </w:trPr>
-        <w:tc>
-          <w:tcPr>
-            <w:tcW w:w="702" w:type="dxa"/>
-            <w:tcBorders>
-              <w:top w:val="nil"/>
-              <w:left w:val="nil"/>
-              <w:bottom w:val="nil"/>
-              <w:right w:val="nil"/>
-            </w:tcBorders>
-            <w:tcMar>
-              <w:top w:w="0" w:type="dxa"/>
-              <w:left w:w="113" w:type="dxa"/>
-              <w:bottom w:w="0" w:type="dxa"/>
-              <w:right w:w="85" w:type="dxa"/>
-            </w:tcMar>
-            <w:vAlign w:val="center"/>
-          </w:tcPr>
-          <w:p>
-            <w:pPr>
-              <w:spacing w:line="210" w:lineRule="atLeast"/>
-              <w:rPr>
-                <w:sz w:val="21"/>
-              </w:rPr>
-            </w:pPr>
-          </w:p>
-        </w:tc>
-        <w:tc>
-          <w:tcPr>
-            <w:tcW w:w="10055" w:type="dxa"/>
-            <w:tcBorders>
-              <w:top w:val="nil"/>
-              <w:left w:val="nil"/>
-              <w:bottom w:val="nil"/>
-              <w:right w:val="nil"/>
-            </w:tcBorders>
-            <w:tcMar>
-              <w:top w:w="0" w:type="dxa"/>
-              <w:left w:w="85" w:type="dxa"/>
-              <w:bottom w:w="0" w:type="dxa"/>
-              <w:right w:w="85" w:type="dxa"/>
-            </w:tcMar>
-            <w:vAlign w:val="center"/>
-          </w:tcPr>
-          <w:p>
-            <w:pPr>
-              <w:numPr>
-                <w:ilvl w:val="0"/>
-                <w:numId w:val="2"/>
-              </w:numPr>
-              <w:spacing w:line="315" w:lineRule="atLeast"/>
               <w:ind w:left="442" w:hanging="442"/>
               <w:rPr>
                 <w:sz w:val="21"/>
@@ -1328,7 +1227,7 @@
         </w:tc>
         <w:tc>
           <w:tcPr>
-            <w:tcW w:w="3686" w:type="dxa"/>
+            <w:tcW w:w="4600" w:type="dxa"/>
             <w:gridSpan w:val="4"/>
             <w:tcBorders>
               <w:top w:val="nil"/>
@@ -1398,7 +1297,7 @@
         </w:tc>
         <w:tc>
           <w:tcPr>
-            <w:tcW w:w="3669" w:type="dxa"/>
+            <w:tcW w:w="2755" w:type="dxa"/>
             <w:tcBorders>
               <w:top w:val="nil"/>
               <w:left w:val="nil"/>
@@ -1669,7 +1568,7 @@
         </w:tc>
         <w:tc>
           <w:tcPr>
-            <w:tcW w:w="3686" w:type="dxa"/>
+            <w:tcW w:w="4600" w:type="dxa"/>
             <w:gridSpan w:val="4"/>
             <w:tcBorders>
               <w:top w:val="nil"/>
@@ -1739,7 +1638,7 @@
         </w:tc>
         <w:tc>
           <w:tcPr>
-            <w:tcW w:w="3669" w:type="dxa"/>
+            <w:tcW w:w="2755" w:type="dxa"/>
             <w:tcBorders>
               <w:top w:val="nil"/>
               <w:left w:val="nil"/>
@@ -1926,7 +1825,7 @@
         </w:tc>
         <w:tc>
           <w:tcPr>
-            <w:tcW w:w="3686" w:type="dxa"/>
+            <w:tcW w:w="4600" w:type="dxa"/>
             <w:gridSpan w:val="4"/>
             <w:tcBorders>
               <w:top w:val="nil"/>
@@ -1996,7 +1895,7 @@
         </w:tc>
         <w:tc>
           <w:tcPr>
-            <w:tcW w:w="3669" w:type="dxa"/>
+            <w:tcW w:w="2755" w:type="dxa"/>
             <w:tcBorders>
               <w:top w:val="nil"/>
               <w:left w:val="nil"/>
@@ -2295,7 +2194,7 @@
         </w:tc>
         <w:tc>
           <w:tcPr>
-            <w:tcW w:w="3686" w:type="dxa"/>
+            <w:tcW w:w="4600" w:type="dxa"/>
             <w:gridSpan w:val="4"/>
             <w:tcBorders>
               <w:top w:val="nil"/>
@@ -2374,7 +2273,7 @@
         </w:tc>
         <w:tc>
           <w:tcPr>
-            <w:tcW w:w="3669" w:type="dxa"/>
+            <w:tcW w:w="2755" w:type="dxa"/>
             <w:tcBorders>
               <w:top w:val="nil"/>
               <w:left w:val="nil"/>
@@ -2582,7 +2481,7 @@
         </w:tc>
         <w:tc>
           <w:tcPr>
-            <w:tcW w:w="3686" w:type="dxa"/>
+            <w:tcW w:w="4600" w:type="dxa"/>
             <w:tcBorders>
               <w:top w:val="nil"/>
               <w:left w:val="nil"/>
@@ -2650,7 +2549,7 @@
         </w:tc>
         <w:tc>
           <w:tcPr>
-            <w:tcW w:w="3669" w:type="dxa"/>
+            <w:tcW w:w="2755" w:type="dxa"/>
             <w:tcBorders>
               <w:top w:val="nil"/>
               <w:left w:val="nil"/>
@@ -2860,7 +2759,7 @@
         </w:tc>
         <w:tc>
           <w:tcPr>
-            <w:tcW w:w="3686" w:type="dxa"/>
+            <w:tcW w:w="4600" w:type="dxa"/>
             <w:tcBorders>
               <w:top w:val="nil"/>
               <w:left w:val="nil"/>
@@ -2928,7 +2827,7 @@
         </w:tc>
         <w:tc>
           <w:tcPr>
-            <w:tcW w:w="3669" w:type="dxa"/>
+            <w:tcW w:w="2755" w:type="dxa"/>
             <w:tcBorders>
               <w:top w:val="nil"/>
               <w:left w:val="nil"/>
